--- a/Weekly_Log/HG/송형규_작업일지_27주차.docx
+++ b/Weekly_Log/HG/송형규_작업일지_27주차.docx
@@ -53,7 +53,7 @@
               <w:rPr>
                 <w:rFonts w:hint="eastAsia"/>
               </w:rPr>
-              <w:t>6</w:t>
+              <w:t>7</w:t>
             </w:r>
             <w:r>
               <w:rPr>
@@ -89,10 +89,15 @@
             <w:tcW w:w="1275" w:type="dxa"/>
           </w:tcPr>
           <w:p>
-            <w:r>
+            <w:pPr>
               <w:rPr>
                 <w:rFonts w:hint="eastAsia"/>
               </w:rPr>
+            </w:pPr>
+            <w:r>
+              <w:rPr>
+                <w:rFonts w:hint="eastAsia"/>
+              </w:rPr>
               <w:t>2</w:t>
             </w:r>
             <w:r>
@@ -117,43 +122,37 @@
               <w:rPr>
                 <w:rFonts w:hint="eastAsia"/>
               </w:rPr>
-              <w:t>2.</w:t>
+              <w:t>3.01</w:t>
             </w:r>
             <w:r>
               <w:rPr>
                 <w:rFonts w:hint="eastAsia"/>
               </w:rPr>
-              <w:t>22</w:t>
+              <w:t xml:space="preserve"> </w:t>
+            </w:r>
+            <w:r>
+              <w:t>~ 202</w:t>
             </w:r>
             <w:r>
               <w:rPr>
                 <w:rFonts w:hint="eastAsia"/>
               </w:rPr>
-              <w:t xml:space="preserve"> </w:t>
-            </w:r>
-            <w:r>
-              <w:t>~ 202</w:t>
+              <w:t>5</w:t>
+            </w:r>
+            <w:r>
+              <w:t>.</w:t>
             </w:r>
             <w:r>
               <w:rPr>
                 <w:rFonts w:hint="eastAsia"/>
               </w:rPr>
-              <w:t>5</w:t>
-            </w:r>
-            <w:r>
-              <w:t>.</w:t>
+              <w:t>0</w:t>
             </w:r>
             <w:r>
               <w:rPr>
                 <w:rFonts w:hint="eastAsia"/>
               </w:rPr>
-              <w:t>0</w:t>
-            </w:r>
-            <w:r>
-              <w:rPr>
-                <w:rFonts w:hint="eastAsia"/>
-              </w:rPr>
-              <w:t>2.28</w:t>
+              <w:t>3.07</w:t>
             </w:r>
           </w:p>
         </w:tc>
@@ -230,7 +229,37 @@
               <w:rPr>
                 <w:rFonts w:hint="eastAsia"/>
               </w:rPr>
-              <w:t>팔 장식 모델링 및 텍스쳐 작업</w:t>
+              <w:t xml:space="preserve">팔 장식 모델링 및 </w:t>
+            </w:r>
+            <w:proofErr w:type="spellStart"/>
+            <w:r>
+              <w:rPr>
+                <w:rFonts w:hint="eastAsia"/>
+              </w:rPr>
+              <w:t>텍스쳐</w:t>
+            </w:r>
+            <w:proofErr w:type="spellEnd"/>
+            <w:r>
+              <w:rPr>
+                <w:rFonts w:hint="eastAsia"/>
+              </w:rPr>
+              <w:t xml:space="preserve"> 작업</w:t>
+            </w:r>
+          </w:p>
+          <w:p>
+            <w:pPr>
+              <w:pStyle w:val="a7"/>
+              <w:numPr>
+                <w:ilvl w:val="0"/>
+                <w:numId w:val="5"/>
+              </w:numPr>
+              <w:ind w:leftChars="0"/>
+            </w:pPr>
+            <w:r>
+              <w:rPr>
+                <w:rFonts w:hint="eastAsia"/>
+              </w:rPr>
+              <w:t>자기장 이펙트 제작</w:t>
             </w:r>
           </w:p>
         </w:tc>
@@ -252,7 +281,7 @@
         <w:pStyle w:val="a7"/>
         <w:numPr>
           <w:ilvl w:val="0"/>
-          <w:numId w:val="30"/>
+          <w:numId w:val="31"/>
         </w:numPr>
         <w:ind w:leftChars="0"/>
       </w:pPr>
@@ -260,25 +289,44 @@
         <w:rPr>
           <w:rFonts w:hint="eastAsia"/>
         </w:rPr>
-        <w:t>왼</w:t>
+        <w:t xml:space="preserve">오른팔 </w:t>
       </w:r>
+      <w:proofErr w:type="spellStart"/>
       <w:r>
         <w:rPr>
           <w:rFonts w:hint="eastAsia"/>
         </w:rPr>
-        <w:t>팔 장식 모델링 작업 중</w:t>
+        <w:t>하이폴리곤</w:t>
+      </w:r>
+      <w:proofErr w:type="spellEnd"/>
+      <w:r>
+        <w:rPr>
+          <w:rFonts w:hint="eastAsia"/>
+        </w:rPr>
+        <w:t xml:space="preserve"> 및 </w:t>
+      </w:r>
+      <w:proofErr w:type="spellStart"/>
+      <w:r>
+        <w:rPr>
+          <w:rFonts w:hint="eastAsia"/>
+        </w:rPr>
+        <w:t>텍스쳐</w:t>
+      </w:r>
+      <w:proofErr w:type="spellEnd"/>
+      <w:r>
+        <w:rPr>
+          <w:rFonts w:hint="eastAsia"/>
+        </w:rPr>
+        <w:t xml:space="preserve"> 작업</w:t>
       </w:r>
     </w:p>
     <w:p>
       <w:r>
-        <w:rPr>
-          <w:noProof/>
-        </w:rPr>
         <w:drawing>
-          <wp:inline distT="0" distB="0" distL="0" distR="0" wp14:anchorId="69F74295" wp14:editId="6E9A5262">
-            <wp:extent cx="2133760" cy="2129050"/>
-            <wp:effectExtent l="0" t="0" r="0" b="5080"/>
-            <wp:docPr id="1632826069" name="그림 1" descr="스크린샷, 디자인이(가) 표시된 사진&#10;&#10;AI 생성 콘텐츠는 정확하지 않을 수 있습니다."/>
+          <wp:inline distT="0" distB="0" distL="0" distR="0" wp14:anchorId="725E893D" wp14:editId="24483562">
+            <wp:extent cx="1764881" cy="1835624"/>
+            <wp:effectExtent l="0" t="0" r="6985" b="0"/>
+            <wp:docPr id="517471887" name="그림 1"/>
             <wp:cNvGraphicFramePr>
               <a:graphicFrameLocks xmlns:a="http://schemas.openxmlformats.org/drawingml/2006/main" noChangeAspect="1"/>
             </wp:cNvGraphicFramePr>
@@ -286,7 +334,7 @@
               <a:graphicData uri="http://schemas.openxmlformats.org/drawingml/2006/picture">
                 <pic:pic xmlns:pic="http://schemas.openxmlformats.org/drawingml/2006/picture">
                   <pic:nvPicPr>
-                    <pic:cNvPr id="1632826069" name="그림 1" descr="스크린샷, 디자인이(가) 표시된 사진&#10;&#10;AI 생성 콘텐츠는 정확하지 않을 수 있습니다."/>
+                    <pic:cNvPr id="517471887" name=""/>
                     <pic:cNvPicPr/>
                   </pic:nvPicPr>
                   <pic:blipFill>
@@ -298,7 +346,7 @@
                   <pic:spPr>
                     <a:xfrm>
                       <a:off x="0" y="0"/>
-                      <a:ext cx="2138230" cy="2133510"/>
+                      <a:ext cx="1767600" cy="1838451"/>
                     </a:xfrm>
                     <a:prstGeom prst="rect">
                       <a:avLst/>
@@ -312,72 +360,115 @@
       </w:r>
     </w:p>
     <w:p>
+      <w:pPr>
+        <w:rPr>
+          <w:rFonts w:hint="eastAsia"/>
+        </w:rPr>
+      </w:pPr>
       <w:r>
         <w:rPr>
           <w:rFonts w:hint="eastAsia"/>
         </w:rPr>
-        <w:t>UV 오류로 재작업 중</w:t>
+        <w:t xml:space="preserve">현재 </w:t>
       </w:r>
-    </w:p>
-    <w:p>
-      <w:pPr>
-        <w:pStyle w:val="a7"/>
-        <w:numPr>
-          <w:ilvl w:val="0"/>
-          <w:numId w:val="30"/>
-        </w:numPr>
-        <w:ind w:leftChars="0"/>
-      </w:pPr>
+      <w:proofErr w:type="spellStart"/>
       <w:r>
         <w:rPr>
           <w:rFonts w:hint="eastAsia"/>
         </w:rPr>
-        <w:t>오른팔 장식 텍스쳐 작업 중</w:t>
+        <w:t>하이폴리곤과</w:t>
+      </w:r>
+      <w:proofErr w:type="spellEnd"/>
+      <w:r>
+        <w:rPr>
+          <w:rFonts w:hint="eastAsia"/>
+        </w:rPr>
+        <w:t xml:space="preserve"> </w:t>
+      </w:r>
+      <w:proofErr w:type="spellStart"/>
+      <w:r>
+        <w:rPr>
+          <w:rFonts w:hint="eastAsia"/>
+        </w:rPr>
+        <w:t>텍스쳐</w:t>
+      </w:r>
+      <w:proofErr w:type="spellEnd"/>
+      <w:r>
+        <w:rPr>
+          <w:rFonts w:hint="eastAsia"/>
+        </w:rPr>
+        <w:t xml:space="preserve"> 일부 </w:t>
+      </w:r>
+      <w:proofErr w:type="spellStart"/>
+      <w:r>
+        <w:rPr>
+          <w:rFonts w:hint="eastAsia"/>
+        </w:rPr>
+        <w:t>수정중</w:t>
+      </w:r>
+      <w:proofErr w:type="spellEnd"/>
+    </w:p>
+    <w:p>
+      <w:pPr>
+        <w:pStyle w:val="a7"/>
+        <w:numPr>
+          <w:ilvl w:val="0"/>
+          <w:numId w:val="31"/>
+        </w:numPr>
+        <w:ind w:leftChars="0"/>
+        <w:rPr>
+          <w:rFonts w:hint="eastAsia"/>
+        </w:rPr>
+      </w:pPr>
+      <w:r>
+        <w:rPr>
+          <w:rFonts w:hint="eastAsia"/>
+        </w:rPr>
+        <w:t>자기장 이펙트 제작</w:t>
       </w:r>
     </w:p>
     <w:p>
       <w:r>
-        <w:rPr>
-          <w:noProof/>
-        </w:rPr>
-        <w:drawing>
-          <wp:inline distT="0" distB="0" distL="0" distR="0" wp14:anchorId="01B39F17" wp14:editId="2ED678E2">
-            <wp:extent cx="2089247" cy="2115403"/>
-            <wp:effectExtent l="0" t="0" r="6350" b="0"/>
-            <wp:docPr id="746687241" name="그림 1" descr="실린더, 디자인, 실내, 바닥이(가) 표시된 사진&#10;&#10;AI 생성 콘텐츠는 정확하지 않을 수 있습니다."/>
-            <wp:cNvGraphicFramePr>
-              <a:graphicFrameLocks xmlns:a="http://schemas.openxmlformats.org/drawingml/2006/main" noChangeAspect="1"/>
-            </wp:cNvGraphicFramePr>
-            <a:graphic xmlns:a="http://schemas.openxmlformats.org/drawingml/2006/main">
-              <a:graphicData uri="http://schemas.openxmlformats.org/drawingml/2006/picture">
-                <pic:pic xmlns:pic="http://schemas.openxmlformats.org/drawingml/2006/picture">
-                  <pic:nvPicPr>
-                    <pic:cNvPr id="746687241" name="그림 1" descr="실린더, 디자인, 실내, 바닥이(가) 표시된 사진&#10;&#10;AI 생성 콘텐츠는 정확하지 않을 수 있습니다."/>
-                    <pic:cNvPicPr/>
-                  </pic:nvPicPr>
-                  <pic:blipFill>
-                    <a:blip r:embed="rId8"/>
-                    <a:stretch>
-                      <a:fillRect/>
-                    </a:stretch>
-                  </pic:blipFill>
-                  <pic:spPr>
-                    <a:xfrm>
-                      <a:off x="0" y="0"/>
-                      <a:ext cx="2099254" cy="2125535"/>
-                    </a:xfrm>
-                    <a:prstGeom prst="rect">
-                      <a:avLst/>
-                    </a:prstGeom>
-                  </pic:spPr>
-                </pic:pic>
-              </a:graphicData>
-            </a:graphic>
-          </wp:inline>
-        </w:drawing>
+        <w:object w:dxaOrig="1538" w:dyaOrig="1051" w14:anchorId="642FA10A">
+          <v:shapetype id="_x0000_t75" coordsize="21600,21600" o:spt="75" o:preferrelative="t" path="m@4@5l@4@11@9@11@9@5xe" filled="f" stroked="f">
+            <v:stroke joinstyle="miter"/>
+            <v:formulas>
+              <v:f eqn="if lineDrawn pixelLineWidth 0"/>
+              <v:f eqn="sum @0 1 0"/>
+              <v:f eqn="sum 0 0 @1"/>
+              <v:f eqn="prod @2 1 2"/>
+              <v:f eqn="prod @3 21600 pixelWidth"/>
+              <v:f eqn="prod @3 21600 pixelHeight"/>
+              <v:f eqn="sum @0 0 1"/>
+              <v:f eqn="prod @6 1 2"/>
+              <v:f eqn="prod @7 21600 pixelWidth"/>
+              <v:f eqn="sum @8 21600 0"/>
+              <v:f eqn="prod @7 21600 pixelHeight"/>
+              <v:f eqn="sum @10 21600 0"/>
+            </v:formulas>
+            <v:path o:extrusionok="f" gradientshapeok="t" o:connecttype="rect"/>
+            <o:lock v:ext="edit" aspectratio="t"/>
+          </v:shapetype>
+          <v:shape id="_x0000_i1025" type="#_x0000_t75" style="width:76.85pt;height:52.65pt" o:ole="">
+            <v:imagedata r:id="rId8" o:title=""/>
+          </v:shape>
+          <o:OLEObject Type="Embed" ProgID="Package" ShapeID="_x0000_i1025" DrawAspect="Icon" ObjectID="_1834515303" r:id="rId9"/>
+        </w:object>
       </w:r>
     </w:p>
-    <w:p/>
+    <w:p>
+      <w:pPr>
+        <w:rPr>
+          <w:rFonts w:hint="eastAsia"/>
+        </w:rPr>
+      </w:pPr>
+      <w:r>
+        <w:rPr>
+          <w:rFonts w:hint="eastAsia"/>
+        </w:rPr>
+        <w:t>정사각형이 아닌 오브젝트에 대한 경우도 계산할 수 있게 할 예정</w:t>
+      </w:r>
+    </w:p>
     <w:tbl>
       <w:tblPr>
         <w:tblStyle w:val="1"/>
@@ -439,7 +530,6 @@
                 <w:b/>
                 <w:bCs/>
               </w:rPr>
-              <w:lastRenderedPageBreak/>
               <w:t>해결방안</w:t>
             </w:r>
           </w:p>
@@ -490,7 +580,7 @@
               <w:rPr>
                 <w:rFonts w:hint="eastAsia"/>
               </w:rPr>
-              <w:t>7</w:t>
+              <w:t>8</w:t>
             </w:r>
             <w:r>
               <w:rPr>
@@ -532,10 +622,15 @@
             <w:tcW w:w="2254" w:type="dxa"/>
           </w:tcPr>
           <w:p>
-            <w:r>
+            <w:pPr>
               <w:rPr>
                 <w:rFonts w:hint="eastAsia"/>
               </w:rPr>
+            </w:pPr>
+            <w:r>
+              <w:rPr>
+                <w:rFonts w:hint="eastAsia"/>
+              </w:rPr>
               <w:t>2</w:t>
             </w:r>
             <w:r>
@@ -560,7 +655,13 @@
               <w:rPr>
                 <w:rFonts w:hint="eastAsia"/>
               </w:rPr>
-              <w:t>3.01</w:t>
+              <w:t>3.</w:t>
+            </w:r>
+            <w:r>
+              <w:rPr>
+                <w:rFonts w:hint="eastAsia"/>
+              </w:rPr>
+              <w:t>08</w:t>
             </w:r>
             <w:r>
               <w:t xml:space="preserve"> ~ 202</w:t>
@@ -584,7 +685,13 @@
               <w:rPr>
                 <w:rFonts w:hint="eastAsia"/>
               </w:rPr>
-              <w:t>3.07</w:t>
+              <w:t>3.</w:t>
+            </w:r>
+            <w:r>
+              <w:rPr>
+                <w:rFonts w:hint="eastAsia"/>
+              </w:rPr>
+              <w:t>14</w:t>
             </w:r>
           </w:p>
         </w:tc>
@@ -610,8 +717,18 @@
                 <w:b/>
                 <w:bCs/>
               </w:rPr>
-              <w:t>다음주 할일</w:t>
-            </w:r>
+              <w:t xml:space="preserve">다음주 </w:t>
+            </w:r>
+            <w:proofErr w:type="spellStart"/>
+            <w:r>
+              <w:rPr>
+                <w:rFonts w:hint="eastAsia"/>
+                <w:b/>
+                <w:bCs/>
+              </w:rPr>
+              <w:t>할일</w:t>
+            </w:r>
+            <w:proofErr w:type="spellEnd"/>
           </w:p>
         </w:tc>
         <w:tc>
@@ -644,14 +761,19 @@
               </w:numPr>
               <w:ind w:leftChars="0"/>
             </w:pPr>
-            <w:r>
-              <w:t>U</w:t>
-            </w:r>
+            <w:proofErr w:type="spellStart"/>
             <w:r>
               <w:rPr>
                 <w:rFonts w:hint="eastAsia"/>
               </w:rPr>
-              <w:t>I 만들기</w:t>
+              <w:t>저번주</w:t>
+            </w:r>
+            <w:proofErr w:type="spellEnd"/>
+            <w:r>
+              <w:rPr>
+                <w:rFonts w:hint="eastAsia"/>
+              </w:rPr>
+              <w:t xml:space="preserve"> 작업 보완</w:t>
             </w:r>
           </w:p>
         </w:tc>
@@ -677,6 +799,7 @@
                 <w:b/>
                 <w:bCs/>
               </w:rPr>
+              <w:lastRenderedPageBreak/>
               <w:t>지도 교수</w:t>
             </w:r>
           </w:p>
@@ -715,7 +838,7 @@
     </w:tbl>
     <w:p/>
     <w:sectPr>
-      <w:headerReference w:type="default" r:id="rId9"/>
+      <w:headerReference w:type="default" r:id="rId10"/>
       <w:pgSz w:w="11906" w:h="16838"/>
       <w:pgMar w:top="1701" w:right="1440" w:bottom="1440" w:left="1440" w:header="851" w:footer="992" w:gutter="0"/>
       <w:cols w:space="720"/>
@@ -816,8 +939,18 @@
         <w:b/>
         <w:bCs/>
       </w:rPr>
-      <w:t>021182020 송형규</w:t>
+      <w:t xml:space="preserve">021182020 </w:t>
     </w:r>
+    <w:proofErr w:type="spellStart"/>
+    <w:r>
+      <w:rPr>
+        <w:rFonts w:hint="eastAsia"/>
+        <w:b/>
+        <w:bCs/>
+      </w:rPr>
+      <w:t>송형규</w:t>
+    </w:r>
+    <w:proofErr w:type="spellEnd"/>
   </w:p>
   <w:p>
     <w:pPr>
@@ -827,13 +960,23 @@
         <w:bCs/>
       </w:rPr>
     </w:pPr>
+    <w:proofErr w:type="spellStart"/>
     <w:r>
       <w:rPr>
         <w:rFonts w:hint="eastAsia"/>
         <w:b/>
         <w:bCs/>
       </w:rPr>
-      <w:t>팀명:</w:t>
+      <w:t>팀명</w:t>
+    </w:r>
+    <w:proofErr w:type="spellEnd"/>
+    <w:r>
+      <w:rPr>
+        <w:rFonts w:hint="eastAsia"/>
+        <w:b/>
+        <w:bCs/>
+      </w:rPr>
+      <w:t>:</w:t>
     </w:r>
     <w:r>
       <w:rPr>
@@ -3496,6 +3639,95 @@
     </w:lvl>
   </w:abstractNum>
   <w:abstractNum w:abstractNumId="28" w15:restartNumberingAfterBreak="0">
+    <w:nsid w:val="718A0981"/>
+    <w:multiLevelType w:val="hybridMultilevel"/>
+    <w:tmpl w:val="09C0602E"/>
+    <w:lvl w:ilvl="0" w:tplc="76CAA03E">
+      <w:start w:val="1"/>
+      <w:numFmt w:val="decimal"/>
+      <w:lvlText w:val="%1."/>
+      <w:lvlJc w:val="left"/>
+      <w:pPr>
+        <w:ind w:left="1155" w:hanging="360"/>
+      </w:pPr>
+      <w:rPr>
+        <w:rFonts w:hint="default"/>
+      </w:rPr>
+    </w:lvl>
+    <w:lvl w:ilvl="1" w:tplc="04090019" w:tentative="1">
+      <w:start w:val="1"/>
+      <w:numFmt w:val="upperLetter"/>
+      <w:lvlText w:val="%2."/>
+      <w:lvlJc w:val="left"/>
+      <w:pPr>
+        <w:ind w:left="1675" w:hanging="440"/>
+      </w:pPr>
+    </w:lvl>
+    <w:lvl w:ilvl="2" w:tplc="0409001B" w:tentative="1">
+      <w:start w:val="1"/>
+      <w:numFmt w:val="lowerRoman"/>
+      <w:lvlText w:val="%3."/>
+      <w:lvlJc w:val="right"/>
+      <w:pPr>
+        <w:ind w:left="2115" w:hanging="440"/>
+      </w:pPr>
+    </w:lvl>
+    <w:lvl w:ilvl="3" w:tplc="0409000F" w:tentative="1">
+      <w:start w:val="1"/>
+      <w:numFmt w:val="decimal"/>
+      <w:lvlText w:val="%4."/>
+      <w:lvlJc w:val="left"/>
+      <w:pPr>
+        <w:ind w:left="2555" w:hanging="440"/>
+      </w:pPr>
+    </w:lvl>
+    <w:lvl w:ilvl="4" w:tplc="04090019" w:tentative="1">
+      <w:start w:val="1"/>
+      <w:numFmt w:val="upperLetter"/>
+      <w:lvlText w:val="%5."/>
+      <w:lvlJc w:val="left"/>
+      <w:pPr>
+        <w:ind w:left="2995" w:hanging="440"/>
+      </w:pPr>
+    </w:lvl>
+    <w:lvl w:ilvl="5" w:tplc="0409001B" w:tentative="1">
+      <w:start w:val="1"/>
+      <w:numFmt w:val="lowerRoman"/>
+      <w:lvlText w:val="%6."/>
+      <w:lvlJc w:val="right"/>
+      <w:pPr>
+        <w:ind w:left="3435" w:hanging="440"/>
+      </w:pPr>
+    </w:lvl>
+    <w:lvl w:ilvl="6" w:tplc="0409000F" w:tentative="1">
+      <w:start w:val="1"/>
+      <w:numFmt w:val="decimal"/>
+      <w:lvlText w:val="%7."/>
+      <w:lvlJc w:val="left"/>
+      <w:pPr>
+        <w:ind w:left="3875" w:hanging="440"/>
+      </w:pPr>
+    </w:lvl>
+    <w:lvl w:ilvl="7" w:tplc="04090019" w:tentative="1">
+      <w:start w:val="1"/>
+      <w:numFmt w:val="upperLetter"/>
+      <w:lvlText w:val="%8."/>
+      <w:lvlJc w:val="left"/>
+      <w:pPr>
+        <w:ind w:left="4315" w:hanging="440"/>
+      </w:pPr>
+    </w:lvl>
+    <w:lvl w:ilvl="8" w:tplc="0409001B" w:tentative="1">
+      <w:start w:val="1"/>
+      <w:numFmt w:val="lowerRoman"/>
+      <w:lvlText w:val="%9."/>
+      <w:lvlJc w:val="right"/>
+      <w:pPr>
+        <w:ind w:left="4755" w:hanging="440"/>
+      </w:pPr>
+    </w:lvl>
+  </w:abstractNum>
+  <w:abstractNum w:abstractNumId="29" w15:restartNumberingAfterBreak="0">
     <w:nsid w:val="78C74CB1"/>
     <w:multiLevelType w:val="hybridMultilevel"/>
     <w:tmpl w:val="36C695C6"/>
@@ -3584,7 +3816,7 @@
       </w:pPr>
     </w:lvl>
   </w:abstractNum>
-  <w:abstractNum w:abstractNumId="29" w15:restartNumberingAfterBreak="0">
+  <w:abstractNum w:abstractNumId="30" w15:restartNumberingAfterBreak="0">
     <w:nsid w:val="7FE53CFD"/>
     <w:multiLevelType w:val="hybridMultilevel"/>
     <w:tmpl w:val="B12C6D46"/>
@@ -3674,7 +3906,7 @@
     </w:lvl>
   </w:abstractNum>
   <w:num w:numId="1" w16cid:durableId="1306665262">
-    <w:abstractNumId w:val="29"/>
+    <w:abstractNumId w:val="30"/>
   </w:num>
   <w:num w:numId="2" w16cid:durableId="1477454104">
     <w:abstractNumId w:val="12"/>
@@ -3689,7 +3921,7 @@
     <w:abstractNumId w:val="16"/>
   </w:num>
   <w:num w:numId="6" w16cid:durableId="388186594">
-    <w:abstractNumId w:val="28"/>
+    <w:abstractNumId w:val="29"/>
   </w:num>
   <w:num w:numId="7" w16cid:durableId="1320306209">
     <w:abstractNumId w:val="27"/>
@@ -3762,6 +3994,9 @@
   </w:num>
   <w:num w:numId="30" w16cid:durableId="1706908474">
     <w:abstractNumId w:val="17"/>
+  </w:num>
+  <w:num w:numId="31" w16cid:durableId="803699451">
+    <w:abstractNumId w:val="28"/>
   </w:num>
 </w:numbering>
 </file>
